--- a/Tuan_10/math_data_lake/docs/kich_ban_demo.docx
+++ b/Tuan_10/math_data_lake/docs/kich_ban_demo.docx
@@ -21,7 +21,7 @@
       <w:r>
         <w:rPr>
           <w:rFonts w:ascii="Consolas" w:hAnsi="Consolas"/>
-          <w:color w:val="8B1A1A"/>
+          <w:color w:val="000000"/>
           <w:sz w:val="19"/>
         </w:rPr>
         <w:t>python scripts/mdl.py staging</w:t>
@@ -32,7 +32,7 @@
       <w:r>
         <w:rPr>
           <w:rFonts w:ascii="Consolas" w:hAnsi="Consolas"/>
-          <w:color w:val="8B1A1A"/>
+          <w:color w:val="000000"/>
           <w:sz w:val="19"/>
         </w:rPr>
         <w:t>python scripts/mdl.py etl</w:t>
@@ -43,7 +43,7 @@
       <w:r>
         <w:rPr>
           <w:rFonts w:ascii="Consolas" w:hAnsi="Consolas"/>
-          <w:color w:val="8B1A1A"/>
+          <w:color w:val="000000"/>
           <w:sz w:val="19"/>
         </w:rPr>
         <w:t>&lt;storage&gt;/lake</w:t>
@@ -54,7 +54,7 @@
       <w:r>
         <w:rPr>
           <w:rFonts w:ascii="Consolas" w:hAnsi="Consolas"/>
-          <w:color w:val="8B1A1A"/>
+          <w:color w:val="000000"/>
           <w:sz w:val="19"/>
         </w:rPr>
         <w:t>docs/catalog/catalog.md</w:t>
@@ -65,7 +65,7 @@
       <w:r>
         <w:rPr>
           <w:rFonts w:ascii="Consolas" w:hAnsi="Consolas"/>
-          <w:color w:val="8B1A1A"/>
+          <w:color w:val="000000"/>
           <w:sz w:val="19"/>
         </w:rPr>
         <w:t>results/figures/</w:t>
@@ -90,7 +90,7 @@
         <w:tc>
           <w:tcPr>
             <w:tcW w:type="dxa" w:w="2436"/>
-            <w:shd w:val="clear" w:color="auto" w:fill="D9E2F3"/>
+            <w:shd w:val="clear" w:color="auto" w:fill="E7E6E6"/>
           </w:tcPr>
           <w:p>
             <w:r>
@@ -110,7 +110,7 @@
         <w:tc>
           <w:tcPr>
             <w:tcW w:type="dxa" w:w="2436"/>
-            <w:shd w:val="clear" w:color="auto" w:fill="D9E2F3"/>
+            <w:shd w:val="clear" w:color="auto" w:fill="E7E6E6"/>
           </w:tcPr>
           <w:p>
             <w:r>
@@ -130,7 +130,7 @@
         <w:tc>
           <w:tcPr>
             <w:tcW w:type="dxa" w:w="2436"/>
-            <w:shd w:val="clear" w:color="auto" w:fill="D9E2F3"/>
+            <w:shd w:val="clear" w:color="auto" w:fill="E7E6E6"/>
           </w:tcPr>
           <w:p>
             <w:r>
@@ -150,7 +150,7 @@
         <w:tc>
           <w:tcPr>
             <w:tcW w:type="dxa" w:w="2436"/>
-            <w:shd w:val="clear" w:color="auto" w:fill="D9E2F3"/>
+            <w:shd w:val="clear" w:color="auto" w:fill="E7E6E6"/>
           </w:tcPr>
           <w:p>
             <w:r>
@@ -278,7 +278,7 @@
             <w:r>
               <w:rPr>
                 <w:rFonts w:ascii="Consolas" w:hAnsi="Consolas"/>
-                <w:color w:val="8B1A1A"/>
+                <w:color w:val="000000"/>
                 <w:sz w:val="20"/>
               </w:rPr>
               <w:t>python scripts/demo.py</w:t>
@@ -338,7 +338,7 @@
             <w:r>
               <w:rPr>
                 <w:rFonts w:ascii="Consolas" w:hAnsi="Consolas"/>
-                <w:color w:val="8B1A1A"/>
+                <w:color w:val="000000"/>
                 <w:sz w:val="20"/>
               </w:rPr>
               <w:t>python scripts/mdl.py query "SELECT source, split, count(*) FROM math_record GROUP BY ALL ORDER BY ALL"</w:t>
@@ -390,7 +390,7 @@
             <w:r>
               <w:rPr>
                 <w:rFonts w:ascii="Consolas" w:hAnsi="Consolas"/>
-                <w:color w:val="8B1A1A"/>
+                <w:color w:val="000000"/>
                 <w:sz w:val="20"/>
               </w:rPr>
               <w:t>random/train.json</w:t>
@@ -412,7 +412,7 @@
             <w:r>
               <w:rPr>
                 <w:rFonts w:ascii="Consolas" w:hAnsi="Consolas"/>
-                <w:color w:val="8B1A1A"/>
+                <w:color w:val="000000"/>
                 <w:sz w:val="20"/>
               </w:rPr>
               <w:t>python scripts/mdl.py trace &lt;record_id&gt;</w:t>
@@ -472,7 +472,7 @@
             <w:r>
               <w:rPr>
                 <w:rFonts w:ascii="Consolas" w:hAnsi="Consolas"/>
-                <w:color w:val="8B1A1A"/>
+                <w:color w:val="000000"/>
                 <w:sz w:val="20"/>
               </w:rPr>
               <w:t>results/figures/h2_runtime.png</w:t>
@@ -486,7 +486,7 @@
             <w:r>
               <w:rPr>
                 <w:rFonts w:ascii="Consolas" w:hAnsi="Consolas"/>
-                <w:color w:val="8B1A1A"/>
+                <w:color w:val="000000"/>
                 <w:sz w:val="20"/>
               </w:rPr>
               <w:t>h4_truy_van.png</w:t>
@@ -500,7 +500,7 @@
             <w:r>
               <w:rPr>
                 <w:rFonts w:ascii="Consolas" w:hAnsi="Consolas"/>
-                <w:color w:val="8B1A1A"/>
+                <w:color w:val="000000"/>
                 <w:sz w:val="20"/>
               </w:rPr>
               <w:t>h5_luu_tru.png</w:t>
@@ -514,7 +514,7 @@
             <w:r>
               <w:rPr>
                 <w:rFonts w:ascii="Consolas" w:hAnsi="Consolas"/>
-                <w:color w:val="8B1A1A"/>
+                <w:color w:val="000000"/>
                 <w:sz w:val="20"/>
               </w:rPr>
               <w:t>h7_gia_tang.png</w:t>
@@ -566,7 +566,7 @@
             <w:r>
               <w:rPr>
                 <w:rFonts w:ascii="Consolas" w:hAnsi="Consolas"/>
-                <w:color w:val="8B1A1A"/>
+                <w:color w:val="000000"/>
                 <w:sz w:val="20"/>
               </w:rPr>
               <w:t>$</w:t>
@@ -588,7 +588,7 @@
             <w:r>
               <w:rPr>
                 <w:rFonts w:ascii="Consolas" w:hAnsi="Consolas"/>
-                <w:color w:val="8B1A1A"/>
+                <w:color w:val="000000"/>
                 <w:sz w:val="20"/>
               </w:rPr>
               <w:t>results/figures/h6_phan_ra.png</w:t>
@@ -678,7 +678,7 @@
       <w:r>
         <w:rPr>
           <w:rFonts w:ascii="Consolas" w:hAnsi="Consolas"/>
-          <w:color w:val="8B1A1A"/>
+          <w:color w:val="000000"/>
           <w:sz w:val="19"/>
         </w:rPr>
         <w:t>python scripts/mdl.py sample</w:t>
@@ -689,7 +689,7 @@
       <w:r>
         <w:rPr>
           <w:rFonts w:ascii="Consolas" w:hAnsi="Consolas"/>
-          <w:color w:val="8B1A1A"/>
+          <w:color w:val="000000"/>
           <w:sz w:val="19"/>
         </w:rPr>
         <w:t>demo_output.txt</w:t>
@@ -1073,6 +1073,7 @@
     <w:rsid w:val="00FC693F"/>
     <w:rPr>
       <w:rFonts w:ascii="Times New Roman" w:hAnsi="Times New Roman" w:eastAsia="Times New Roman"/>
+      <w:color w:val="000000"/>
       <w:sz w:val="24"/>
     </w:rPr>
   </w:style>
@@ -1138,7 +1139,7 @@
       <w:rFonts w:ascii="Times New Roman" w:hAnsi="Times New Roman" w:eastAsia="Times New Roman" w:cs="Times New Roman"/>
       <w:b/>
       <w:bCs/>
-      <w:color w:val="1F3A68"/>
+      <w:color w:val="000000"/>
       <w:sz w:val="28"/>
       <w:szCs w:val="28"/>
     </w:rPr>
@@ -1162,7 +1163,7 @@
       <w:rFonts w:ascii="Times New Roman" w:hAnsi="Times New Roman" w:eastAsia="Times New Roman" w:cs="Times New Roman"/>
       <w:b/>
       <w:bCs/>
-      <w:color w:val="1F3A68"/>
+      <w:color w:val="000000"/>
       <w:sz w:val="26"/>
       <w:szCs w:val="26"/>
     </w:rPr>
@@ -1186,7 +1187,7 @@
       <w:rFonts w:ascii="Times New Roman" w:hAnsi="Times New Roman" w:eastAsia="Times New Roman" w:cs="Times New Roman"/>
       <w:b/>
       <w:bCs/>
-      <w:color w:val="1F3A68"/>
+      <w:color w:val="000000"/>
     </w:rPr>
   </w:style>
   <w:style w:type="paragraph" w:styleId="Heading4">
@@ -1211,7 +1212,7 @@
       <w:bCs/>
       <w:i/>
       <w:iCs/>
-      <w:color w:val="1F3A68"/>
+      <w:color w:val="000000"/>
     </w:rPr>
   </w:style>
   <w:style w:type="paragraph" w:styleId="Heading5">
@@ -1232,7 +1233,7 @@
     </w:pPr>
     <w:rPr>
       <w:rFonts w:asciiTheme="majorHAnsi" w:eastAsiaTheme="majorEastAsia" w:hAnsiTheme="majorHAnsi" w:cstheme="majorBidi"/>
-      <w:color w:val="243F60" w:themeColor="accent1" w:themeShade="7F"/>
+      <w:color w:val="000000"/>
     </w:rPr>
   </w:style>
   <w:style w:type="paragraph" w:styleId="Heading6">
@@ -1255,7 +1256,7 @@
       <w:rFonts w:asciiTheme="majorHAnsi" w:eastAsiaTheme="majorEastAsia" w:hAnsiTheme="majorHAnsi" w:cstheme="majorBidi"/>
       <w:i/>
       <w:iCs/>
-      <w:color w:val="243F60" w:themeColor="accent1" w:themeShade="7F"/>
+      <w:color w:val="000000"/>
     </w:rPr>
   </w:style>
   <w:style w:type="paragraph" w:styleId="Heading7">
@@ -1278,7 +1279,7 @@
       <w:rFonts w:asciiTheme="majorHAnsi" w:eastAsiaTheme="majorEastAsia" w:hAnsiTheme="majorHAnsi" w:cstheme="majorBidi"/>
       <w:i/>
       <w:iCs/>
-      <w:color w:val="404040" w:themeColor="text1" w:themeTint="BF"/>
+      <w:color w:val="000000"/>
     </w:rPr>
   </w:style>
   <w:style w:type="paragraph" w:styleId="Heading8">
@@ -1299,7 +1300,7 @@
     </w:pPr>
     <w:rPr>
       <w:rFonts w:asciiTheme="majorHAnsi" w:eastAsiaTheme="majorEastAsia" w:hAnsiTheme="majorHAnsi" w:cstheme="majorBidi"/>
-      <w:color w:val="4F81BD" w:themeColor="accent1"/>
+      <w:color w:val="000000"/>
       <w:sz w:val="20"/>
       <w:szCs w:val="20"/>
     </w:rPr>
@@ -1324,7 +1325,7 @@
       <w:rFonts w:asciiTheme="majorHAnsi" w:eastAsiaTheme="majorEastAsia" w:hAnsiTheme="majorHAnsi" w:cstheme="majorBidi"/>
       <w:i/>
       <w:iCs/>
-      <w:color w:val="404040" w:themeColor="text1" w:themeTint="BF"/>
+      <w:color w:val="000000"/>
       <w:sz w:val="20"/>
       <w:szCs w:val="20"/>
     </w:rPr>
@@ -1375,7 +1376,7 @@
       <w:rFonts w:asciiTheme="majorHAnsi" w:eastAsiaTheme="majorEastAsia" w:hAnsiTheme="majorHAnsi" w:cstheme="majorBidi"/>
       <w:b/>
       <w:bCs/>
-      <w:color w:val="365F91" w:themeColor="accent1" w:themeShade="BF"/>
+      <w:color w:val="000000"/>
       <w:sz w:val="28"/>
       <w:szCs w:val="28"/>
     </w:rPr>
@@ -1390,7 +1391,7 @@
       <w:rFonts w:asciiTheme="majorHAnsi" w:eastAsiaTheme="majorEastAsia" w:hAnsiTheme="majorHAnsi" w:cstheme="majorBidi"/>
       <w:b/>
       <w:bCs/>
-      <w:color w:val="4F81BD" w:themeColor="accent1"/>
+      <w:color w:val="000000"/>
       <w:sz w:val="26"/>
       <w:szCs w:val="26"/>
     </w:rPr>
@@ -1405,7 +1406,7 @@
       <w:rFonts w:asciiTheme="majorHAnsi" w:eastAsiaTheme="majorEastAsia" w:hAnsiTheme="majorHAnsi" w:cstheme="majorBidi"/>
       <w:b/>
       <w:bCs/>
-      <w:color w:val="4F81BD" w:themeColor="accent1"/>
+      <w:color w:val="000000"/>
     </w:rPr>
   </w:style>
   <w:style w:type="paragraph" w:styleId="Title">
@@ -1425,7 +1426,7 @@
     </w:pPr>
     <w:rPr>
       <w:rFonts w:ascii="Times New Roman" w:hAnsi="Times New Roman" w:eastAsia="Times New Roman" w:cs="Times New Roman"/>
-      <w:color w:val="1F3A68"/>
+      <w:color w:val="000000"/>
       <w:spacing w:val="5"/>
       <w:kern w:val="28"/>
       <w:sz w:val="52"/>
@@ -1440,7 +1441,7 @@
     <w:rsid w:val="00FC693F"/>
     <w:rPr>
       <w:rFonts w:asciiTheme="majorHAnsi" w:eastAsiaTheme="majorEastAsia" w:hAnsiTheme="majorHAnsi" w:cstheme="majorBidi"/>
-      <w:color w:val="17365D" w:themeColor="text2" w:themeShade="BF"/>
+      <w:color w:val="000000"/>
       <w:spacing w:val="5"/>
       <w:kern w:val="28"/>
       <w:sz w:val="52"/>
@@ -1464,7 +1465,7 @@
       <w:rFonts w:asciiTheme="majorHAnsi" w:eastAsiaTheme="majorEastAsia" w:hAnsiTheme="majorHAnsi" w:cstheme="majorBidi"/>
       <w:i/>
       <w:iCs/>
-      <w:color w:val="4F81BD" w:themeColor="accent1"/>
+      <w:color w:val="000000"/>
       <w:spacing w:val="15"/>
       <w:sz w:val="24"/>
       <w:szCs w:val="24"/>
@@ -1480,7 +1481,7 @@
       <w:rFonts w:asciiTheme="majorHAnsi" w:eastAsiaTheme="majorEastAsia" w:hAnsiTheme="majorHAnsi" w:cstheme="majorBidi"/>
       <w:i/>
       <w:iCs/>
-      <w:color w:val="4F81BD" w:themeColor="accent1"/>
+      <w:color w:val="000000"/>
       <w:spacing w:val="15"/>
       <w:sz w:val="24"/>
       <w:szCs w:val="24"/>
@@ -1752,7 +1753,7 @@
     <w:rPr>
       <w:i/>
       <w:iCs/>
-      <w:color w:val="000000" w:themeColor="text1"/>
+      <w:color w:val="000000"/>
     </w:rPr>
   </w:style>
   <w:style w:type="character" w:customStyle="1" w:styleId="QuoteChar">
@@ -1764,7 +1765,7 @@
     <w:rPr>
       <w:i/>
       <w:iCs/>
-      <w:color w:val="000000" w:themeColor="text1"/>
+      <w:color w:val="000000"/>
     </w:rPr>
   </w:style>
   <w:style w:type="character" w:customStyle="1" w:styleId="Heading4Char">
@@ -1780,7 +1781,7 @@
       <w:bCs/>
       <w:i/>
       <w:iCs/>
-      <w:color w:val="4F81BD" w:themeColor="accent1"/>
+      <w:color w:val="000000"/>
     </w:rPr>
   </w:style>
   <w:style w:type="character" w:customStyle="1" w:styleId="Heading5Char">
@@ -1792,7 +1793,7 @@
     <w:rsid w:val="00FC693F"/>
     <w:rPr>
       <w:rFonts w:asciiTheme="majorHAnsi" w:eastAsiaTheme="majorEastAsia" w:hAnsiTheme="majorHAnsi" w:cstheme="majorBidi"/>
-      <w:color w:val="243F60" w:themeColor="accent1" w:themeShade="7F"/>
+      <w:color w:val="000000"/>
     </w:rPr>
   </w:style>
   <w:style w:type="character" w:customStyle="1" w:styleId="Heading6Char">
@@ -1806,7 +1807,7 @@
       <w:rFonts w:asciiTheme="majorHAnsi" w:eastAsiaTheme="majorEastAsia" w:hAnsiTheme="majorHAnsi" w:cstheme="majorBidi"/>
       <w:i/>
       <w:iCs/>
-      <w:color w:val="243F60" w:themeColor="accent1" w:themeShade="7F"/>
+      <w:color w:val="000000"/>
     </w:rPr>
   </w:style>
   <w:style w:type="character" w:customStyle="1" w:styleId="Heading7Char">
@@ -1820,7 +1821,7 @@
       <w:rFonts w:asciiTheme="majorHAnsi" w:eastAsiaTheme="majorEastAsia" w:hAnsiTheme="majorHAnsi" w:cstheme="majorBidi"/>
       <w:i/>
       <w:iCs/>
-      <w:color w:val="404040" w:themeColor="text1" w:themeTint="BF"/>
+      <w:color w:val="000000"/>
     </w:rPr>
   </w:style>
   <w:style w:type="character" w:customStyle="1" w:styleId="Heading8Char">
@@ -1832,7 +1833,7 @@
     <w:rsid w:val="00FC693F"/>
     <w:rPr>
       <w:rFonts w:asciiTheme="majorHAnsi" w:eastAsiaTheme="majorEastAsia" w:hAnsiTheme="majorHAnsi" w:cstheme="majorBidi"/>
-      <w:color w:val="4F81BD" w:themeColor="accent1"/>
+      <w:color w:val="000000"/>
       <w:sz w:val="20"/>
       <w:szCs w:val="20"/>
     </w:rPr>
@@ -1848,7 +1849,7 @@
       <w:rFonts w:asciiTheme="majorHAnsi" w:eastAsiaTheme="majorEastAsia" w:hAnsiTheme="majorHAnsi" w:cstheme="majorBidi"/>
       <w:i/>
       <w:iCs/>
-      <w:color w:val="404040" w:themeColor="text1" w:themeTint="BF"/>
+      <w:color w:val="000000"/>
       <w:sz w:val="20"/>
       <w:szCs w:val="20"/>
     </w:rPr>
@@ -1868,7 +1869,7 @@
     <w:rPr>
       <w:b/>
       <w:bCs/>
-      <w:color w:val="4F81BD" w:themeColor="accent1"/>
+      <w:color w:val="000000"/>
       <w:sz w:val="18"/>
       <w:szCs w:val="18"/>
     </w:rPr>
@@ -1915,7 +1916,7 @@
       <w:bCs/>
       <w:i/>
       <w:iCs/>
-      <w:color w:val="4F81BD" w:themeColor="accent1"/>
+      <w:color w:val="000000"/>
     </w:rPr>
   </w:style>
   <w:style w:type="character" w:customStyle="1" w:styleId="IntenseQuoteChar">
@@ -1929,7 +1930,7 @@
       <w:bCs/>
       <w:i/>
       <w:iCs/>
-      <w:color w:val="4F81BD" w:themeColor="accent1"/>
+      <w:color w:val="000000"/>
     </w:rPr>
   </w:style>
   <w:style w:type="character" w:styleId="SubtleEmphasis">
@@ -1941,7 +1942,7 @@
     <w:rPr>
       <w:i/>
       <w:iCs/>
-      <w:color w:val="808080" w:themeColor="text1" w:themeTint="7F"/>
+      <w:color w:val="000000"/>
     </w:rPr>
   </w:style>
   <w:style w:type="character" w:styleId="IntenseEmphasis">
@@ -1955,7 +1956,7 @@
       <w:bCs/>
       <w:i/>
       <w:iCs/>
-      <w:color w:val="4F81BD" w:themeColor="accent1"/>
+      <w:color w:val="000000"/>
     </w:rPr>
   </w:style>
   <w:style w:type="character" w:styleId="SubtleReference">
@@ -1966,7 +1967,7 @@
     <w:rsid w:val="00FC693F"/>
     <w:rPr>
       <w:smallCaps/>
-      <w:color w:val="C0504D" w:themeColor="accent2"/>
+      <w:color w:val="000000"/>
       <w:u w:val="single"/>
     </w:rPr>
   </w:style>
@@ -1980,7 +1981,7 @@
       <w:b/>
       <w:bCs/>
       <w:smallCaps/>
-      <w:color w:val="C0504D" w:themeColor="accent2"/>
+      <w:color w:val="000000"/>
       <w:spacing w:val="5"/>
       <w:u w:val="single"/>
     </w:rPr>
@@ -2046,7 +2047,7 @@
       <w:spacing w:after="0" w:line="240" w:lineRule="auto"/>
     </w:pPr>
     <w:rPr>
-      <w:color w:val="000000" w:themeColor="text1" w:themeShade="BF"/>
+      <w:color w:val="000000"/>
     </w:rPr>
     <w:tblPr>
       <w:tblStyleRowBandSize w:val="1"/>
@@ -2149,7 +2150,7 @@
       <w:spacing w:after="0" w:line="240" w:lineRule="auto"/>
     </w:pPr>
     <w:rPr>
-      <w:color w:val="365F91" w:themeColor="accent1" w:themeShade="BF"/>
+      <w:color w:val="000000"/>
     </w:rPr>
     <w:tblPr>
       <w:tblStyleRowBandSize w:val="1"/>
@@ -2252,7 +2253,7 @@
       <w:spacing w:after="0" w:line="240" w:lineRule="auto"/>
     </w:pPr>
     <w:rPr>
-      <w:color w:val="943634" w:themeColor="accent2" w:themeShade="BF"/>
+      <w:color w:val="000000"/>
     </w:rPr>
     <w:tblPr>
       <w:tblStyleRowBandSize w:val="1"/>
@@ -2355,7 +2356,7 @@
       <w:spacing w:after="0" w:line="240" w:lineRule="auto"/>
     </w:pPr>
     <w:rPr>
-      <w:color w:val="76923C" w:themeColor="accent3" w:themeShade="BF"/>
+      <w:color w:val="000000"/>
     </w:rPr>
     <w:tblPr>
       <w:tblStyleRowBandSize w:val="1"/>
@@ -2458,7 +2459,7 @@
       <w:spacing w:after="0" w:line="240" w:lineRule="auto"/>
     </w:pPr>
     <w:rPr>
-      <w:color w:val="5F497A" w:themeColor="accent4" w:themeShade="BF"/>
+      <w:color w:val="000000"/>
     </w:rPr>
     <w:tblPr>
       <w:tblStyleRowBandSize w:val="1"/>
@@ -2561,7 +2562,7 @@
       <w:spacing w:after="0" w:line="240" w:lineRule="auto"/>
     </w:pPr>
     <w:rPr>
-      <w:color w:val="31849B" w:themeColor="accent5" w:themeShade="BF"/>
+      <w:color w:val="000000"/>
     </w:rPr>
     <w:tblPr>
       <w:tblStyleRowBandSize w:val="1"/>
@@ -2664,7 +2665,7 @@
       <w:spacing w:after="0" w:line="240" w:lineRule="auto"/>
     </w:pPr>
     <w:rPr>
-      <w:color w:val="E36C0A" w:themeColor="accent6" w:themeShade="BF"/>
+      <w:color w:val="000000"/>
     </w:rPr>
     <w:tblPr>
       <w:tblStyleRowBandSize w:val="1"/>
@@ -2790,7 +2791,7 @@
       <w:rPr>
         <w:b/>
         <w:bCs/>
-        <w:color w:val="FFFFFF" w:themeColor="background1"/>
+        <w:color w:val="000000"/>
       </w:rPr>
       <w:tblPr/>
       <w:tcPr>
@@ -2882,7 +2883,7 @@
       <w:rPr>
         <w:b/>
         <w:bCs/>
-        <w:color w:val="FFFFFF" w:themeColor="background1"/>
+        <w:color w:val="000000"/>
       </w:rPr>
       <w:tblPr/>
       <w:tcPr>
@@ -2974,7 +2975,7 @@
       <w:rPr>
         <w:b/>
         <w:bCs/>
-        <w:color w:val="FFFFFF" w:themeColor="background1"/>
+        <w:color w:val="000000"/>
       </w:rPr>
       <w:tblPr/>
       <w:tcPr>
@@ -3066,7 +3067,7 @@
       <w:rPr>
         <w:b/>
         <w:bCs/>
-        <w:color w:val="FFFFFF" w:themeColor="background1"/>
+        <w:color w:val="000000"/>
       </w:rPr>
       <w:tblPr/>
       <w:tcPr>
@@ -3158,7 +3159,7 @@
       <w:rPr>
         <w:b/>
         <w:bCs/>
-        <w:color w:val="FFFFFF" w:themeColor="background1"/>
+        <w:color w:val="000000"/>
       </w:rPr>
       <w:tblPr/>
       <w:tcPr>
@@ -3250,7 +3251,7 @@
       <w:rPr>
         <w:b/>
         <w:bCs/>
-        <w:color w:val="FFFFFF" w:themeColor="background1"/>
+        <w:color w:val="000000"/>
       </w:rPr>
       <w:tblPr/>
       <w:tcPr>
@@ -3342,7 +3343,7 @@
       <w:rPr>
         <w:b/>
         <w:bCs/>
-        <w:color w:val="FFFFFF" w:themeColor="background1"/>
+        <w:color w:val="000000"/>
       </w:rPr>
       <w:tblPr/>
       <w:tcPr>
@@ -4345,7 +4346,7 @@
       <w:rPr>
         <w:b/>
         <w:bCs/>
-        <w:color w:val="FFFFFF" w:themeColor="background1"/>
+        <w:color w:val="000000"/>
       </w:rPr>
       <w:tblPr/>
       <w:tcPr>
@@ -4451,7 +4452,7 @@
       <w:rPr>
         <w:b/>
         <w:bCs/>
-        <w:color w:val="FFFFFF" w:themeColor="background1"/>
+        <w:color w:val="000000"/>
       </w:rPr>
       <w:tblPr/>
       <w:tcPr>
@@ -4557,7 +4558,7 @@
       <w:rPr>
         <w:b/>
         <w:bCs/>
-        <w:color w:val="FFFFFF" w:themeColor="background1"/>
+        <w:color w:val="000000"/>
       </w:rPr>
       <w:tblPr/>
       <w:tcPr>
@@ -4663,7 +4664,7 @@
       <w:rPr>
         <w:b/>
         <w:bCs/>
-        <w:color w:val="FFFFFF" w:themeColor="background1"/>
+        <w:color w:val="000000"/>
       </w:rPr>
       <w:tblPr/>
       <w:tcPr>
@@ -4769,7 +4770,7 @@
       <w:rPr>
         <w:b/>
         <w:bCs/>
-        <w:color w:val="FFFFFF" w:themeColor="background1"/>
+        <w:color w:val="000000"/>
       </w:rPr>
       <w:tblPr/>
       <w:tcPr>
@@ -4875,7 +4876,7 @@
       <w:rPr>
         <w:b/>
         <w:bCs/>
-        <w:color w:val="FFFFFF" w:themeColor="background1"/>
+        <w:color w:val="000000"/>
       </w:rPr>
       <w:tblPr/>
       <w:tcPr>
@@ -4981,7 +4982,7 @@
       <w:rPr>
         <w:b/>
         <w:bCs/>
-        <w:color w:val="FFFFFF" w:themeColor="background1"/>
+        <w:color w:val="000000"/>
       </w:rPr>
       <w:tblPr/>
       <w:tcPr>
@@ -5084,7 +5085,7 @@
       <w:rPr>
         <w:b/>
         <w:bCs/>
-        <w:color w:val="FFFFFF" w:themeColor="background1"/>
+        <w:color w:val="000000"/>
       </w:rPr>
       <w:tblPr/>
       <w:tcPr>
@@ -5104,7 +5105,7 @@
         <w:spacing w:before="0" w:after="0" w:line="240" w:lineRule="auto"/>
       </w:pPr>
       <w:rPr>
-        <w:color w:val="auto"/>
+        <w:color w:val="000000"/>
       </w:rPr>
       <w:tblPr/>
       <w:tcPr>
@@ -5123,7 +5124,7 @@
       <w:rPr>
         <w:b/>
         <w:bCs/>
-        <w:color w:val="FFFFFF" w:themeColor="background1"/>
+        <w:color w:val="000000"/>
       </w:rPr>
       <w:tblPr/>
       <w:tcPr>
@@ -5142,7 +5143,7 @@
       <w:rPr>
         <w:b/>
         <w:bCs/>
-        <w:color w:val="FFFFFF" w:themeColor="background1"/>
+        <w:color w:val="000000"/>
       </w:rPr>
       <w:tblPr/>
       <w:tcPr>
@@ -5188,7 +5189,7 @@
     </w:tblStylePr>
     <w:tblStylePr w:type="nwCell">
       <w:rPr>
-        <w:color w:val="FFFFFF" w:themeColor="background1"/>
+        <w:color w:val="000000"/>
       </w:rPr>
       <w:tblPr/>
       <w:tcPr>
@@ -5233,7 +5234,7 @@
       <w:rPr>
         <w:b/>
         <w:bCs/>
-        <w:color w:val="FFFFFF" w:themeColor="background1"/>
+        <w:color w:val="000000"/>
       </w:rPr>
       <w:tblPr/>
       <w:tcPr>
@@ -5253,7 +5254,7 @@
         <w:spacing w:before="0" w:after="0" w:line="240" w:lineRule="auto"/>
       </w:pPr>
       <w:rPr>
-        <w:color w:val="auto"/>
+        <w:color w:val="000000"/>
       </w:rPr>
       <w:tblPr/>
       <w:tcPr>
@@ -5272,7 +5273,7 @@
       <w:rPr>
         <w:b/>
         <w:bCs/>
-        <w:color w:val="FFFFFF" w:themeColor="background1"/>
+        <w:color w:val="000000"/>
       </w:rPr>
       <w:tblPr/>
       <w:tcPr>
@@ -5291,7 +5292,7 @@
       <w:rPr>
         <w:b/>
         <w:bCs/>
-        <w:color w:val="FFFFFF" w:themeColor="background1"/>
+        <w:color w:val="000000"/>
       </w:rPr>
       <w:tblPr/>
       <w:tcPr>
@@ -5337,7 +5338,7 @@
     </w:tblStylePr>
     <w:tblStylePr w:type="nwCell">
       <w:rPr>
-        <w:color w:val="FFFFFF" w:themeColor="background1"/>
+        <w:color w:val="000000"/>
       </w:rPr>
       <w:tblPr/>
       <w:tcPr>
@@ -5382,7 +5383,7 @@
       <w:rPr>
         <w:b/>
         <w:bCs/>
-        <w:color w:val="FFFFFF" w:themeColor="background1"/>
+        <w:color w:val="000000"/>
       </w:rPr>
       <w:tblPr/>
       <w:tcPr>
@@ -5402,7 +5403,7 @@
         <w:spacing w:before="0" w:after="0" w:line="240" w:lineRule="auto"/>
       </w:pPr>
       <w:rPr>
-        <w:color w:val="auto"/>
+        <w:color w:val="000000"/>
       </w:rPr>
       <w:tblPr/>
       <w:tcPr>
@@ -5421,7 +5422,7 @@
       <w:rPr>
         <w:b/>
         <w:bCs/>
-        <w:color w:val="FFFFFF" w:themeColor="background1"/>
+        <w:color w:val="000000"/>
       </w:rPr>
       <w:tblPr/>
       <w:tcPr>
@@ -5440,7 +5441,7 @@
       <w:rPr>
         <w:b/>
         <w:bCs/>
-        <w:color w:val="FFFFFF" w:themeColor="background1"/>
+        <w:color w:val="000000"/>
       </w:rPr>
       <w:tblPr/>
       <w:tcPr>
@@ -5486,7 +5487,7 @@
     </w:tblStylePr>
     <w:tblStylePr w:type="nwCell">
       <w:rPr>
-        <w:color w:val="FFFFFF" w:themeColor="background1"/>
+        <w:color w:val="000000"/>
       </w:rPr>
       <w:tblPr/>
       <w:tcPr>
@@ -5531,7 +5532,7 @@
       <w:rPr>
         <w:b/>
         <w:bCs/>
-        <w:color w:val="FFFFFF" w:themeColor="background1"/>
+        <w:color w:val="000000"/>
       </w:rPr>
       <w:tblPr/>
       <w:tcPr>
@@ -5551,7 +5552,7 @@
         <w:spacing w:before="0" w:after="0" w:line="240" w:lineRule="auto"/>
       </w:pPr>
       <w:rPr>
-        <w:color w:val="auto"/>
+        <w:color w:val="000000"/>
       </w:rPr>
       <w:tblPr/>
       <w:tcPr>
@@ -5570,7 +5571,7 @@
       <w:rPr>
         <w:b/>
         <w:bCs/>
-        <w:color w:val="FFFFFF" w:themeColor="background1"/>
+        <w:color w:val="000000"/>
       </w:rPr>
       <w:tblPr/>
       <w:tcPr>
@@ -5589,7 +5590,7 @@
       <w:rPr>
         <w:b/>
         <w:bCs/>
-        <w:color w:val="FFFFFF" w:themeColor="background1"/>
+        <w:color w:val="000000"/>
       </w:rPr>
       <w:tblPr/>
       <w:tcPr>
@@ -5635,7 +5636,7 @@
     </w:tblStylePr>
     <w:tblStylePr w:type="nwCell">
       <w:rPr>
-        <w:color w:val="FFFFFF" w:themeColor="background1"/>
+        <w:color w:val="000000"/>
       </w:rPr>
       <w:tblPr/>
       <w:tcPr>
@@ -5680,7 +5681,7 @@
       <w:rPr>
         <w:b/>
         <w:bCs/>
-        <w:color w:val="FFFFFF" w:themeColor="background1"/>
+        <w:color w:val="000000"/>
       </w:rPr>
       <w:tblPr/>
       <w:tcPr>
@@ -5700,7 +5701,7 @@
         <w:spacing w:before="0" w:after="0" w:line="240" w:lineRule="auto"/>
       </w:pPr>
       <w:rPr>
-        <w:color w:val="auto"/>
+        <w:color w:val="000000"/>
       </w:rPr>
       <w:tblPr/>
       <w:tcPr>
@@ -5719,7 +5720,7 @@
       <w:rPr>
         <w:b/>
         <w:bCs/>
-        <w:color w:val="FFFFFF" w:themeColor="background1"/>
+        <w:color w:val="000000"/>
       </w:rPr>
       <w:tblPr/>
       <w:tcPr>
@@ -5738,7 +5739,7 @@
       <w:rPr>
         <w:b/>
         <w:bCs/>
-        <w:color w:val="FFFFFF" w:themeColor="background1"/>
+        <w:color w:val="000000"/>
       </w:rPr>
       <w:tblPr/>
       <w:tcPr>
@@ -5784,7 +5785,7 @@
     </w:tblStylePr>
     <w:tblStylePr w:type="nwCell">
       <w:rPr>
-        <w:color w:val="FFFFFF" w:themeColor="background1"/>
+        <w:color w:val="000000"/>
       </w:rPr>
       <w:tblPr/>
       <w:tcPr>
@@ -5829,7 +5830,7 @@
       <w:rPr>
         <w:b/>
         <w:bCs/>
-        <w:color w:val="FFFFFF" w:themeColor="background1"/>
+        <w:color w:val="000000"/>
       </w:rPr>
       <w:tblPr/>
       <w:tcPr>
@@ -5849,7 +5850,7 @@
         <w:spacing w:before="0" w:after="0" w:line="240" w:lineRule="auto"/>
       </w:pPr>
       <w:rPr>
-        <w:color w:val="auto"/>
+        <w:color w:val="000000"/>
       </w:rPr>
       <w:tblPr/>
       <w:tcPr>
@@ -5868,7 +5869,7 @@
       <w:rPr>
         <w:b/>
         <w:bCs/>
-        <w:color w:val="FFFFFF" w:themeColor="background1"/>
+        <w:color w:val="000000"/>
       </w:rPr>
       <w:tblPr/>
       <w:tcPr>
@@ -5887,7 +5888,7 @@
       <w:rPr>
         <w:b/>
         <w:bCs/>
-        <w:color w:val="FFFFFF" w:themeColor="background1"/>
+        <w:color w:val="000000"/>
       </w:rPr>
       <w:tblPr/>
       <w:tcPr>
@@ -5933,7 +5934,7 @@
     </w:tblStylePr>
     <w:tblStylePr w:type="nwCell">
       <w:rPr>
-        <w:color w:val="FFFFFF" w:themeColor="background1"/>
+        <w:color w:val="000000"/>
       </w:rPr>
       <w:tblPr/>
       <w:tcPr>
@@ -5978,7 +5979,7 @@
       <w:rPr>
         <w:b/>
         <w:bCs/>
-        <w:color w:val="FFFFFF" w:themeColor="background1"/>
+        <w:color w:val="000000"/>
       </w:rPr>
       <w:tblPr/>
       <w:tcPr>
@@ -5998,7 +5999,7 @@
         <w:spacing w:before="0" w:after="0" w:line="240" w:lineRule="auto"/>
       </w:pPr>
       <w:rPr>
-        <w:color w:val="auto"/>
+        <w:color w:val="000000"/>
       </w:rPr>
       <w:tblPr/>
       <w:tcPr>
@@ -6017,7 +6018,7 @@
       <w:rPr>
         <w:b/>
         <w:bCs/>
-        <w:color w:val="FFFFFF" w:themeColor="background1"/>
+        <w:color w:val="000000"/>
       </w:rPr>
       <w:tblPr/>
       <w:tcPr>
@@ -6036,7 +6037,7 @@
       <w:rPr>
         <w:b/>
         <w:bCs/>
-        <w:color w:val="FFFFFF" w:themeColor="background1"/>
+        <w:color w:val="000000"/>
       </w:rPr>
       <w:tblPr/>
       <w:tcPr>
@@ -6082,7 +6083,7 @@
     </w:tblStylePr>
     <w:tblStylePr w:type="nwCell">
       <w:rPr>
-        <w:color w:val="FFFFFF" w:themeColor="background1"/>
+        <w:color w:val="000000"/>
       </w:rPr>
       <w:tblPr/>
       <w:tcPr>
@@ -6106,7 +6107,7 @@
       <w:spacing w:after="0" w:line="240" w:lineRule="auto"/>
     </w:pPr>
     <w:rPr>
-      <w:color w:val="000000" w:themeColor="text1"/>
+      <w:color w:val="000000"/>
     </w:rPr>
     <w:tblPr>
       <w:tblStyleRowBandSize w:val="1"/>
@@ -6139,7 +6140,7 @@
       <w:rPr>
         <w:b/>
         <w:bCs/>
-        <w:color w:val="1F497D" w:themeColor="text2"/>
+        <w:color w:val="000000"/>
       </w:rPr>
       <w:tblPr/>
       <w:tcPr>
@@ -6190,7 +6191,7 @@
       <w:spacing w:after="0" w:line="240" w:lineRule="auto"/>
     </w:pPr>
     <w:rPr>
-      <w:color w:val="000000" w:themeColor="text1"/>
+      <w:color w:val="000000"/>
     </w:rPr>
     <w:tblPr>
       <w:tblStyleRowBandSize w:val="1"/>
@@ -6223,7 +6224,7 @@
       <w:rPr>
         <w:b/>
         <w:bCs/>
-        <w:color w:val="1F497D" w:themeColor="text2"/>
+        <w:color w:val="000000"/>
       </w:rPr>
       <w:tblPr/>
       <w:tcPr>
@@ -6274,7 +6275,7 @@
       <w:spacing w:after="0" w:line="240" w:lineRule="auto"/>
     </w:pPr>
     <w:rPr>
-      <w:color w:val="000000" w:themeColor="text1"/>
+      <w:color w:val="000000"/>
     </w:rPr>
     <w:tblPr>
       <w:tblStyleRowBandSize w:val="1"/>
@@ -6307,7 +6308,7 @@
       <w:rPr>
         <w:b/>
         <w:bCs/>
-        <w:color w:val="1F497D" w:themeColor="text2"/>
+        <w:color w:val="000000"/>
       </w:rPr>
       <w:tblPr/>
       <w:tcPr>
@@ -6358,7 +6359,7 @@
       <w:spacing w:after="0" w:line="240" w:lineRule="auto"/>
     </w:pPr>
     <w:rPr>
-      <w:color w:val="000000" w:themeColor="text1"/>
+      <w:color w:val="000000"/>
     </w:rPr>
     <w:tblPr>
       <w:tblStyleRowBandSize w:val="1"/>
@@ -6391,7 +6392,7 @@
       <w:rPr>
         <w:b/>
         <w:bCs/>
-        <w:color w:val="1F497D" w:themeColor="text2"/>
+        <w:color w:val="000000"/>
       </w:rPr>
       <w:tblPr/>
       <w:tcPr>
@@ -6442,7 +6443,7 @@
       <w:spacing w:after="0" w:line="240" w:lineRule="auto"/>
     </w:pPr>
     <w:rPr>
-      <w:color w:val="000000" w:themeColor="text1"/>
+      <w:color w:val="000000"/>
     </w:rPr>
     <w:tblPr>
       <w:tblStyleRowBandSize w:val="1"/>
@@ -6475,7 +6476,7 @@
       <w:rPr>
         <w:b/>
         <w:bCs/>
-        <w:color w:val="1F497D" w:themeColor="text2"/>
+        <w:color w:val="000000"/>
       </w:rPr>
       <w:tblPr/>
       <w:tcPr>
@@ -6526,7 +6527,7 @@
       <w:spacing w:after="0" w:line="240" w:lineRule="auto"/>
     </w:pPr>
     <w:rPr>
-      <w:color w:val="000000" w:themeColor="text1"/>
+      <w:color w:val="000000"/>
     </w:rPr>
     <w:tblPr>
       <w:tblStyleRowBandSize w:val="1"/>
@@ -6559,7 +6560,7 @@
       <w:rPr>
         <w:b/>
         <w:bCs/>
-        <w:color w:val="1F497D" w:themeColor="text2"/>
+        <w:color w:val="000000"/>
       </w:rPr>
       <w:tblPr/>
       <w:tcPr>
@@ -6610,7 +6611,7 @@
       <w:spacing w:after="0" w:line="240" w:lineRule="auto"/>
     </w:pPr>
     <w:rPr>
-      <w:color w:val="000000" w:themeColor="text1"/>
+      <w:color w:val="000000"/>
     </w:rPr>
     <w:tblPr>
       <w:tblStyleRowBandSize w:val="1"/>
@@ -6643,7 +6644,7 @@
       <w:rPr>
         <w:b/>
         <w:bCs/>
-        <w:color w:val="1F497D" w:themeColor="text2"/>
+        <w:color w:val="000000"/>
       </w:rPr>
       <w:tblPr/>
       <w:tcPr>
@@ -6695,7 +6696,7 @@
     </w:pPr>
     <w:rPr>
       <w:rFonts w:asciiTheme="majorHAnsi" w:eastAsiaTheme="majorEastAsia" w:hAnsiTheme="majorHAnsi" w:cstheme="majorBidi"/>
-      <w:color w:val="000000" w:themeColor="text1"/>
+      <w:color w:val="000000"/>
     </w:rPr>
     <w:tblPr>
       <w:tblStyleRowBandSize w:val="1"/>
@@ -6823,7 +6824,7 @@
     </w:pPr>
     <w:rPr>
       <w:rFonts w:asciiTheme="majorHAnsi" w:eastAsiaTheme="majorEastAsia" w:hAnsiTheme="majorHAnsi" w:cstheme="majorBidi"/>
-      <w:color w:val="000000" w:themeColor="text1"/>
+      <w:color w:val="000000"/>
     </w:rPr>
     <w:tblPr>
       <w:tblStyleRowBandSize w:val="1"/>
@@ -6951,7 +6952,7 @@
     </w:pPr>
     <w:rPr>
       <w:rFonts w:asciiTheme="majorHAnsi" w:eastAsiaTheme="majorEastAsia" w:hAnsiTheme="majorHAnsi" w:cstheme="majorBidi"/>
-      <w:color w:val="000000" w:themeColor="text1"/>
+      <w:color w:val="000000"/>
     </w:rPr>
     <w:tblPr>
       <w:tblStyleRowBandSize w:val="1"/>
@@ -7079,7 +7080,7 @@
     </w:pPr>
     <w:rPr>
       <w:rFonts w:asciiTheme="majorHAnsi" w:eastAsiaTheme="majorEastAsia" w:hAnsiTheme="majorHAnsi" w:cstheme="majorBidi"/>
-      <w:color w:val="000000" w:themeColor="text1"/>
+      <w:color w:val="000000"/>
     </w:rPr>
     <w:tblPr>
       <w:tblStyleRowBandSize w:val="1"/>
@@ -7207,7 +7208,7 @@
     </w:pPr>
     <w:rPr>
       <w:rFonts w:asciiTheme="majorHAnsi" w:eastAsiaTheme="majorEastAsia" w:hAnsiTheme="majorHAnsi" w:cstheme="majorBidi"/>
-      <w:color w:val="000000" w:themeColor="text1"/>
+      <w:color w:val="000000"/>
     </w:rPr>
     <w:tblPr>
       <w:tblStyleRowBandSize w:val="1"/>
@@ -7335,7 +7336,7 @@
     </w:pPr>
     <w:rPr>
       <w:rFonts w:asciiTheme="majorHAnsi" w:eastAsiaTheme="majorEastAsia" w:hAnsiTheme="majorHAnsi" w:cstheme="majorBidi"/>
-      <w:color w:val="000000" w:themeColor="text1"/>
+      <w:color w:val="000000"/>
     </w:rPr>
     <w:tblPr>
       <w:tblStyleRowBandSize w:val="1"/>
@@ -7463,7 +7464,7 @@
     </w:pPr>
     <w:rPr>
       <w:rFonts w:asciiTheme="majorHAnsi" w:eastAsiaTheme="majorEastAsia" w:hAnsiTheme="majorHAnsi" w:cstheme="majorBidi"/>
-      <w:color w:val="000000" w:themeColor="text1"/>
+      <w:color w:val="000000"/>
     </w:rPr>
     <w:tblPr>
       <w:tblStyleRowBandSize w:val="1"/>
@@ -8102,7 +8103,7 @@
     </w:pPr>
     <w:rPr>
       <w:rFonts w:asciiTheme="majorHAnsi" w:eastAsiaTheme="majorEastAsia" w:hAnsiTheme="majorHAnsi" w:cstheme="majorBidi"/>
-      <w:color w:val="000000" w:themeColor="text1"/>
+      <w:color w:val="000000"/>
     </w:rPr>
     <w:tblPr>
       <w:tblStyleRowBandSize w:val="1"/>
@@ -8130,7 +8131,7 @@
       <w:rPr>
         <w:b/>
         <w:bCs/>
-        <w:color w:val="000000" w:themeColor="text1"/>
+        <w:color w:val="000000"/>
       </w:rPr>
       <w:tblPr/>
       <w:tcPr>
@@ -8141,7 +8142,7 @@
       <w:rPr>
         <w:b/>
         <w:bCs/>
-        <w:color w:val="000000" w:themeColor="text1"/>
+        <w:color w:val="000000"/>
       </w:rPr>
       <w:tblPr/>
       <w:tcPr>
@@ -8160,7 +8161,7 @@
       <w:rPr>
         <w:b/>
         <w:bCs/>
-        <w:color w:val="000000" w:themeColor="text1"/>
+        <w:color w:val="000000"/>
       </w:rPr>
       <w:tblPr/>
       <w:tcPr>
@@ -8179,7 +8180,7 @@
       <w:rPr>
         <w:b w:val="0"/>
         <w:bCs w:val="0"/>
-        <w:color w:val="000000" w:themeColor="text1"/>
+        <w:color w:val="000000"/>
       </w:rPr>
       <w:tblPr/>
       <w:tcPr>
@@ -8227,7 +8228,7 @@
     </w:pPr>
     <w:rPr>
       <w:rFonts w:asciiTheme="majorHAnsi" w:eastAsiaTheme="majorEastAsia" w:hAnsiTheme="majorHAnsi" w:cstheme="majorBidi"/>
-      <w:color w:val="000000" w:themeColor="text1"/>
+      <w:color w:val="000000"/>
     </w:rPr>
     <w:tblPr>
       <w:tblStyleRowBandSize w:val="1"/>
@@ -8255,7 +8256,7 @@
       <w:rPr>
         <w:b/>
         <w:bCs/>
-        <w:color w:val="000000" w:themeColor="text1"/>
+        <w:color w:val="000000"/>
       </w:rPr>
       <w:tblPr/>
       <w:tcPr>
@@ -8266,7 +8267,7 @@
       <w:rPr>
         <w:b/>
         <w:bCs/>
-        <w:color w:val="000000" w:themeColor="text1"/>
+        <w:color w:val="000000"/>
       </w:rPr>
       <w:tblPr/>
       <w:tcPr>
@@ -8285,7 +8286,7 @@
       <w:rPr>
         <w:b/>
         <w:bCs/>
-        <w:color w:val="000000" w:themeColor="text1"/>
+        <w:color w:val="000000"/>
       </w:rPr>
       <w:tblPr/>
       <w:tcPr>
@@ -8304,7 +8305,7 @@
       <w:rPr>
         <w:b w:val="0"/>
         <w:bCs w:val="0"/>
-        <w:color w:val="000000" w:themeColor="text1"/>
+        <w:color w:val="000000"/>
       </w:rPr>
       <w:tblPr/>
       <w:tcPr>
@@ -8352,7 +8353,7 @@
     </w:pPr>
     <w:rPr>
       <w:rFonts w:asciiTheme="majorHAnsi" w:eastAsiaTheme="majorEastAsia" w:hAnsiTheme="majorHAnsi" w:cstheme="majorBidi"/>
-      <w:color w:val="000000" w:themeColor="text1"/>
+      <w:color w:val="000000"/>
     </w:rPr>
     <w:tblPr>
       <w:tblStyleRowBandSize w:val="1"/>
@@ -8380,7 +8381,7 @@
       <w:rPr>
         <w:b/>
         <w:bCs/>
-        <w:color w:val="000000" w:themeColor="text1"/>
+        <w:color w:val="000000"/>
       </w:rPr>
       <w:tblPr/>
       <w:tcPr>
@@ -8391,7 +8392,7 @@
       <w:rPr>
         <w:b/>
         <w:bCs/>
-        <w:color w:val="000000" w:themeColor="text1"/>
+        <w:color w:val="000000"/>
       </w:rPr>
       <w:tblPr/>
       <w:tcPr>
@@ -8410,7 +8411,7 @@
       <w:rPr>
         <w:b/>
         <w:bCs/>
-        <w:color w:val="000000" w:themeColor="text1"/>
+        <w:color w:val="000000"/>
       </w:rPr>
       <w:tblPr/>
       <w:tcPr>
@@ -8429,7 +8430,7 @@
       <w:rPr>
         <w:b w:val="0"/>
         <w:bCs w:val="0"/>
-        <w:color w:val="000000" w:themeColor="text1"/>
+        <w:color w:val="000000"/>
       </w:rPr>
       <w:tblPr/>
       <w:tcPr>
@@ -8477,7 +8478,7 @@
     </w:pPr>
     <w:rPr>
       <w:rFonts w:asciiTheme="majorHAnsi" w:eastAsiaTheme="majorEastAsia" w:hAnsiTheme="majorHAnsi" w:cstheme="majorBidi"/>
-      <w:color w:val="000000" w:themeColor="text1"/>
+      <w:color w:val="000000"/>
     </w:rPr>
     <w:tblPr>
       <w:tblStyleRowBandSize w:val="1"/>
@@ -8505,7 +8506,7 @@
       <w:rPr>
         <w:b/>
         <w:bCs/>
-        <w:color w:val="000000" w:themeColor="text1"/>
+        <w:color w:val="000000"/>
       </w:rPr>
       <w:tblPr/>
       <w:tcPr>
@@ -8516,7 +8517,7 @@
       <w:rPr>
         <w:b/>
         <w:bCs/>
-        <w:color w:val="000000" w:themeColor="text1"/>
+        <w:color w:val="000000"/>
       </w:rPr>
       <w:tblPr/>
       <w:tcPr>
@@ -8535,7 +8536,7 @@
       <w:rPr>
         <w:b/>
         <w:bCs/>
-        <w:color w:val="000000" w:themeColor="text1"/>
+        <w:color w:val="000000"/>
       </w:rPr>
       <w:tblPr/>
       <w:tcPr>
@@ -8554,7 +8555,7 @@
       <w:rPr>
         <w:b w:val="0"/>
         <w:bCs w:val="0"/>
-        <w:color w:val="000000" w:themeColor="text1"/>
+        <w:color w:val="000000"/>
       </w:rPr>
       <w:tblPr/>
       <w:tcPr>
@@ -8602,7 +8603,7 @@
     </w:pPr>
     <w:rPr>
       <w:rFonts w:asciiTheme="majorHAnsi" w:eastAsiaTheme="majorEastAsia" w:hAnsiTheme="majorHAnsi" w:cstheme="majorBidi"/>
-      <w:color w:val="000000" w:themeColor="text1"/>
+      <w:color w:val="000000"/>
     </w:rPr>
     <w:tblPr>
       <w:tblStyleRowBandSize w:val="1"/>
@@ -8630,7 +8631,7 @@
       <w:rPr>
         <w:b/>
         <w:bCs/>
-        <w:color w:val="000000" w:themeColor="text1"/>
+        <w:color w:val="000000"/>
       </w:rPr>
       <w:tblPr/>
       <w:tcPr>
@@ -8641,7 +8642,7 @@
       <w:rPr>
         <w:b/>
         <w:bCs/>
-        <w:color w:val="000000" w:themeColor="text1"/>
+        <w:color w:val="000000"/>
       </w:rPr>
       <w:tblPr/>
       <w:tcPr>
@@ -8660,7 +8661,7 @@
       <w:rPr>
         <w:b/>
         <w:bCs/>
-        <w:color w:val="000000" w:themeColor="text1"/>
+        <w:color w:val="000000"/>
       </w:rPr>
       <w:tblPr/>
       <w:tcPr>
@@ -8679,7 +8680,7 @@
       <w:rPr>
         <w:b w:val="0"/>
         <w:bCs w:val="0"/>
-        <w:color w:val="000000" w:themeColor="text1"/>
+        <w:color w:val="000000"/>
       </w:rPr>
       <w:tblPr/>
       <w:tcPr>
@@ -8727,7 +8728,7 @@
     </w:pPr>
     <w:rPr>
       <w:rFonts w:asciiTheme="majorHAnsi" w:eastAsiaTheme="majorEastAsia" w:hAnsiTheme="majorHAnsi" w:cstheme="majorBidi"/>
-      <w:color w:val="000000" w:themeColor="text1"/>
+      <w:color w:val="000000"/>
     </w:rPr>
     <w:tblPr>
       <w:tblStyleRowBandSize w:val="1"/>
@@ -8755,7 +8756,7 @@
       <w:rPr>
         <w:b/>
         <w:bCs/>
-        <w:color w:val="000000" w:themeColor="text1"/>
+        <w:color w:val="000000"/>
       </w:rPr>
       <w:tblPr/>
       <w:tcPr>
@@ -8766,7 +8767,7 @@
       <w:rPr>
         <w:b/>
         <w:bCs/>
-        <w:color w:val="000000" w:themeColor="text1"/>
+        <w:color w:val="000000"/>
       </w:rPr>
       <w:tblPr/>
       <w:tcPr>
@@ -8785,7 +8786,7 @@
       <w:rPr>
         <w:b/>
         <w:bCs/>
-        <w:color w:val="000000" w:themeColor="text1"/>
+        <w:color w:val="000000"/>
       </w:rPr>
       <w:tblPr/>
       <w:tcPr>
@@ -8804,7 +8805,7 @@
       <w:rPr>
         <w:b w:val="0"/>
         <w:bCs w:val="0"/>
-        <w:color w:val="000000" w:themeColor="text1"/>
+        <w:color w:val="000000"/>
       </w:rPr>
       <w:tblPr/>
       <w:tcPr>
@@ -8852,7 +8853,7 @@
     </w:pPr>
     <w:rPr>
       <w:rFonts w:asciiTheme="majorHAnsi" w:eastAsiaTheme="majorEastAsia" w:hAnsiTheme="majorHAnsi" w:cstheme="majorBidi"/>
-      <w:color w:val="000000" w:themeColor="text1"/>
+      <w:color w:val="000000"/>
     </w:rPr>
     <w:tblPr>
       <w:tblStyleRowBandSize w:val="1"/>
@@ -8880,7 +8881,7 @@
       <w:rPr>
         <w:b/>
         <w:bCs/>
-        <w:color w:val="000000" w:themeColor="text1"/>
+        <w:color w:val="000000"/>
       </w:rPr>
       <w:tblPr/>
       <w:tcPr>
@@ -8891,7 +8892,7 @@
       <w:rPr>
         <w:b/>
         <w:bCs/>
-        <w:color w:val="000000" w:themeColor="text1"/>
+        <w:color w:val="000000"/>
       </w:rPr>
       <w:tblPr/>
       <w:tcPr>
@@ -8910,7 +8911,7 @@
       <w:rPr>
         <w:b/>
         <w:bCs/>
-        <w:color w:val="000000" w:themeColor="text1"/>
+        <w:color w:val="000000"/>
       </w:rPr>
       <w:tblPr/>
       <w:tcPr>
@@ -8929,7 +8930,7 @@
       <w:rPr>
         <w:b w:val="0"/>
         <w:bCs w:val="0"/>
-        <w:color w:val="000000" w:themeColor="text1"/>
+        <w:color w:val="000000"/>
       </w:rPr>
       <w:tblPr/>
       <w:tcPr>
@@ -9003,7 +9004,7 @@
         <w:bCs/>
         <w:i w:val="0"/>
         <w:iCs w:val="0"/>
-        <w:color w:val="FFFFFF" w:themeColor="background1"/>
+        <w:color w:val="000000"/>
       </w:rPr>
       <w:tblPr/>
       <w:tcPr>
@@ -9024,7 +9025,7 @@
         <w:bCs/>
         <w:i w:val="0"/>
         <w:iCs w:val="0"/>
-        <w:color w:val="FFFFFF" w:themeColor="background1"/>
+        <w:color w:val="000000"/>
       </w:rPr>
       <w:tblPr/>
       <w:tcPr>
@@ -9045,7 +9046,7 @@
         <w:bCs/>
         <w:i w:val="0"/>
         <w:iCs w:val="0"/>
-        <w:color w:val="FFFFFF" w:themeColor="background1"/>
+        <w:color w:val="000000"/>
       </w:rPr>
       <w:tblPr/>
       <w:tcPr>
@@ -9064,7 +9065,7 @@
         <w:bCs/>
         <w:i w:val="0"/>
         <w:iCs w:val="0"/>
-        <w:color w:val="FFFFFF" w:themeColor="background1"/>
+        <w:color w:val="000000"/>
       </w:rPr>
       <w:tblPr/>
       <w:tcPr>
@@ -9144,7 +9145,7 @@
         <w:bCs/>
         <w:i w:val="0"/>
         <w:iCs w:val="0"/>
-        <w:color w:val="FFFFFF" w:themeColor="background1"/>
+        <w:color w:val="000000"/>
       </w:rPr>
       <w:tblPr/>
       <w:tcPr>
@@ -9165,7 +9166,7 @@
         <w:bCs/>
         <w:i w:val="0"/>
         <w:iCs w:val="0"/>
-        <w:color w:val="FFFFFF" w:themeColor="background1"/>
+        <w:color w:val="000000"/>
       </w:rPr>
       <w:tblPr/>
       <w:tcPr>
@@ -9186,7 +9187,7 @@
         <w:bCs/>
         <w:i w:val="0"/>
         <w:iCs w:val="0"/>
-        <w:color w:val="FFFFFF" w:themeColor="background1"/>
+        <w:color w:val="000000"/>
       </w:rPr>
       <w:tblPr/>
       <w:tcPr>
@@ -9205,7 +9206,7 @@
         <w:bCs/>
         <w:i w:val="0"/>
         <w:iCs w:val="0"/>
-        <w:color w:val="FFFFFF" w:themeColor="background1"/>
+        <w:color w:val="000000"/>
       </w:rPr>
       <w:tblPr/>
       <w:tcPr>
@@ -9285,7 +9286,7 @@
         <w:bCs/>
         <w:i w:val="0"/>
         <w:iCs w:val="0"/>
-        <w:color w:val="FFFFFF" w:themeColor="background1"/>
+        <w:color w:val="000000"/>
       </w:rPr>
       <w:tblPr/>
       <w:tcPr>
@@ -9306,7 +9307,7 @@
         <w:bCs/>
         <w:i w:val="0"/>
         <w:iCs w:val="0"/>
-        <w:color w:val="FFFFFF" w:themeColor="background1"/>
+        <w:color w:val="000000"/>
       </w:rPr>
       <w:tblPr/>
       <w:tcPr>
@@ -9327,7 +9328,7 @@
         <w:bCs/>
         <w:i w:val="0"/>
         <w:iCs w:val="0"/>
-        <w:color w:val="FFFFFF" w:themeColor="background1"/>
+        <w:color w:val="000000"/>
       </w:rPr>
       <w:tblPr/>
       <w:tcPr>
@@ -9346,7 +9347,7 @@
         <w:bCs/>
         <w:i w:val="0"/>
         <w:iCs w:val="0"/>
-        <w:color w:val="FFFFFF" w:themeColor="background1"/>
+        <w:color w:val="000000"/>
       </w:rPr>
       <w:tblPr/>
       <w:tcPr>
@@ -9426,7 +9427,7 @@
         <w:bCs/>
         <w:i w:val="0"/>
         <w:iCs w:val="0"/>
-        <w:color w:val="FFFFFF" w:themeColor="background1"/>
+        <w:color w:val="000000"/>
       </w:rPr>
       <w:tblPr/>
       <w:tcPr>
@@ -9447,7 +9448,7 @@
         <w:bCs/>
         <w:i w:val="0"/>
         <w:iCs w:val="0"/>
-        <w:color w:val="FFFFFF" w:themeColor="background1"/>
+        <w:color w:val="000000"/>
       </w:rPr>
       <w:tblPr/>
       <w:tcPr>
@@ -9468,7 +9469,7 @@
         <w:bCs/>
         <w:i w:val="0"/>
         <w:iCs w:val="0"/>
-        <w:color w:val="FFFFFF" w:themeColor="background1"/>
+        <w:color w:val="000000"/>
       </w:rPr>
       <w:tblPr/>
       <w:tcPr>
@@ -9487,7 +9488,7 @@
         <w:bCs/>
         <w:i w:val="0"/>
         <w:iCs w:val="0"/>
-        <w:color w:val="FFFFFF" w:themeColor="background1"/>
+        <w:color w:val="000000"/>
       </w:rPr>
       <w:tblPr/>
       <w:tcPr>
@@ -9567,7 +9568,7 @@
         <w:bCs/>
         <w:i w:val="0"/>
         <w:iCs w:val="0"/>
-        <w:color w:val="FFFFFF" w:themeColor="background1"/>
+        <w:color w:val="000000"/>
       </w:rPr>
       <w:tblPr/>
       <w:tcPr>
@@ -9588,7 +9589,7 @@
         <w:bCs/>
         <w:i w:val="0"/>
         <w:iCs w:val="0"/>
-        <w:color w:val="FFFFFF" w:themeColor="background1"/>
+        <w:color w:val="000000"/>
       </w:rPr>
       <w:tblPr/>
       <w:tcPr>
@@ -9609,7 +9610,7 @@
         <w:bCs/>
         <w:i w:val="0"/>
         <w:iCs w:val="0"/>
-        <w:color w:val="FFFFFF" w:themeColor="background1"/>
+        <w:color w:val="000000"/>
       </w:rPr>
       <w:tblPr/>
       <w:tcPr>
@@ -9628,7 +9629,7 @@
         <w:bCs/>
         <w:i w:val="0"/>
         <w:iCs w:val="0"/>
-        <w:color w:val="FFFFFF" w:themeColor="background1"/>
+        <w:color w:val="000000"/>
       </w:rPr>
       <w:tblPr/>
       <w:tcPr>
@@ -9708,7 +9709,7 @@
         <w:bCs/>
         <w:i w:val="0"/>
         <w:iCs w:val="0"/>
-        <w:color w:val="FFFFFF" w:themeColor="background1"/>
+        <w:color w:val="000000"/>
       </w:rPr>
       <w:tblPr/>
       <w:tcPr>
@@ -9729,7 +9730,7 @@
         <w:bCs/>
         <w:i w:val="0"/>
         <w:iCs w:val="0"/>
-        <w:color w:val="FFFFFF" w:themeColor="background1"/>
+        <w:color w:val="000000"/>
       </w:rPr>
       <w:tblPr/>
       <w:tcPr>
@@ -9750,7 +9751,7 @@
         <w:bCs/>
         <w:i w:val="0"/>
         <w:iCs w:val="0"/>
-        <w:color w:val="FFFFFF" w:themeColor="background1"/>
+        <w:color w:val="000000"/>
       </w:rPr>
       <w:tblPr/>
       <w:tcPr>
@@ -9769,7 +9770,7 @@
         <w:bCs/>
         <w:i w:val="0"/>
         <w:iCs w:val="0"/>
-        <w:color w:val="FFFFFF" w:themeColor="background1"/>
+        <w:color w:val="000000"/>
       </w:rPr>
       <w:tblPr/>
       <w:tcPr>
@@ -9849,7 +9850,7 @@
         <w:bCs/>
         <w:i w:val="0"/>
         <w:iCs w:val="0"/>
-        <w:color w:val="FFFFFF" w:themeColor="background1"/>
+        <w:color w:val="000000"/>
       </w:rPr>
       <w:tblPr/>
       <w:tcPr>
@@ -9870,7 +9871,7 @@
         <w:bCs/>
         <w:i w:val="0"/>
         <w:iCs w:val="0"/>
-        <w:color w:val="FFFFFF" w:themeColor="background1"/>
+        <w:color w:val="000000"/>
       </w:rPr>
       <w:tblPr/>
       <w:tcPr>
@@ -9891,7 +9892,7 @@
         <w:bCs/>
         <w:i w:val="0"/>
         <w:iCs w:val="0"/>
-        <w:color w:val="FFFFFF" w:themeColor="background1"/>
+        <w:color w:val="000000"/>
       </w:rPr>
       <w:tblPr/>
       <w:tcPr>
@@ -9910,7 +9911,7 @@
         <w:bCs/>
         <w:i w:val="0"/>
         <w:iCs w:val="0"/>
-        <w:color w:val="FFFFFF" w:themeColor="background1"/>
+        <w:color w:val="000000"/>
       </w:rPr>
       <w:tblPr/>
       <w:tcPr>
@@ -9963,7 +9964,7 @@
       <w:spacing w:after="0" w:line="240" w:lineRule="auto"/>
     </w:pPr>
     <w:rPr>
-      <w:color w:val="FFFFFF" w:themeColor="background1"/>
+      <w:color w:val="000000"/>
     </w:rPr>
     <w:tblPr>
       <w:tblStyleRowBandSize w:val="1"/>
@@ -10077,7 +10078,7 @@
       <w:spacing w:after="0" w:line="240" w:lineRule="auto"/>
     </w:pPr>
     <w:rPr>
-      <w:color w:val="FFFFFF" w:themeColor="background1"/>
+      <w:color w:val="000000"/>
     </w:rPr>
     <w:tblPr>
       <w:tblStyleRowBandSize w:val="1"/>
@@ -10191,7 +10192,7 @@
       <w:spacing w:after="0" w:line="240" w:lineRule="auto"/>
     </w:pPr>
     <w:rPr>
-      <w:color w:val="FFFFFF" w:themeColor="background1"/>
+      <w:color w:val="000000"/>
     </w:rPr>
     <w:tblPr>
       <w:tblStyleRowBandSize w:val="1"/>
@@ -10305,7 +10306,7 @@
       <w:spacing w:after="0" w:line="240" w:lineRule="auto"/>
     </w:pPr>
     <w:rPr>
-      <w:color w:val="FFFFFF" w:themeColor="background1"/>
+      <w:color w:val="000000"/>
     </w:rPr>
     <w:tblPr>
       <w:tblStyleRowBandSize w:val="1"/>
@@ -10419,7 +10420,7 @@
       <w:spacing w:after="0" w:line="240" w:lineRule="auto"/>
     </w:pPr>
     <w:rPr>
-      <w:color w:val="FFFFFF" w:themeColor="background1"/>
+      <w:color w:val="000000"/>
     </w:rPr>
     <w:tblPr>
       <w:tblStyleRowBandSize w:val="1"/>
@@ -10533,7 +10534,7 @@
       <w:spacing w:after="0" w:line="240" w:lineRule="auto"/>
     </w:pPr>
     <w:rPr>
-      <w:color w:val="FFFFFF" w:themeColor="background1"/>
+      <w:color w:val="000000"/>
     </w:rPr>
     <w:tblPr>
       <w:tblStyleRowBandSize w:val="1"/>
@@ -10647,7 +10648,7 @@
       <w:spacing w:after="0" w:line="240" w:lineRule="auto"/>
     </w:pPr>
     <w:rPr>
-      <w:color w:val="FFFFFF" w:themeColor="background1"/>
+      <w:color w:val="000000"/>
     </w:rPr>
     <w:tblPr>
       <w:tblStyleRowBandSize w:val="1"/>
@@ -10761,7 +10762,7 @@
       <w:spacing w:after="0" w:line="240" w:lineRule="auto"/>
     </w:pPr>
     <w:rPr>
-      <w:color w:val="000000" w:themeColor="text1"/>
+      <w:color w:val="000000"/>
     </w:rPr>
     <w:tblPr>
       <w:tblStyleRowBandSize w:val="1"/>
@@ -10807,7 +10808,7 @@
       <w:rPr>
         <w:b/>
         <w:bCs/>
-        <w:color w:val="FFFFFF" w:themeColor="background1"/>
+        <w:color w:val="000000"/>
       </w:rPr>
       <w:tblPr/>
       <w:tcPr>
@@ -10819,7 +10820,7 @@
     </w:tblStylePr>
     <w:tblStylePr w:type="firstCol">
       <w:rPr>
-        <w:color w:val="FFFFFF" w:themeColor="background1"/>
+        <w:color w:val="000000"/>
       </w:rPr>
       <w:tblPr/>
       <w:tcPr>
@@ -10836,7 +10837,7 @@
     </w:tblStylePr>
     <w:tblStylePr w:type="lastCol">
       <w:rPr>
-        <w:color w:val="FFFFFF" w:themeColor="background1"/>
+        <w:color w:val="000000"/>
       </w:rPr>
       <w:tblPr/>
       <w:tcPr>
@@ -10865,12 +10866,12 @@
     </w:tblStylePr>
     <w:tblStylePr w:type="neCell">
       <w:rPr>
-        <w:color w:val="000000" w:themeColor="text1"/>
+        <w:color w:val="000000"/>
       </w:rPr>
     </w:tblStylePr>
     <w:tblStylePr w:type="nwCell">
       <w:rPr>
-        <w:color w:val="000000" w:themeColor="text1"/>
+        <w:color w:val="000000"/>
       </w:rPr>
     </w:tblStylePr>
   </w:style>
@@ -10883,7 +10884,7 @@
       <w:spacing w:after="0" w:line="240" w:lineRule="auto"/>
     </w:pPr>
     <w:rPr>
-      <w:color w:val="000000" w:themeColor="text1"/>
+      <w:color w:val="000000"/>
     </w:rPr>
     <w:tblPr>
       <w:tblStyleRowBandSize w:val="1"/>
@@ -10929,7 +10930,7 @@
       <w:rPr>
         <w:b/>
         <w:bCs/>
-        <w:color w:val="FFFFFF" w:themeColor="background1"/>
+        <w:color w:val="000000"/>
       </w:rPr>
       <w:tblPr/>
       <w:tcPr>
@@ -10941,7 +10942,7 @@
     </w:tblStylePr>
     <w:tblStylePr w:type="firstCol">
       <w:rPr>
-        <w:color w:val="FFFFFF" w:themeColor="background1"/>
+        <w:color w:val="000000"/>
       </w:rPr>
       <w:tblPr/>
       <w:tcPr>
@@ -10958,7 +10959,7 @@
     </w:tblStylePr>
     <w:tblStylePr w:type="lastCol">
       <w:rPr>
-        <w:color w:val="FFFFFF" w:themeColor="background1"/>
+        <w:color w:val="000000"/>
       </w:rPr>
       <w:tblPr/>
       <w:tcPr>
@@ -10987,12 +10988,12 @@
     </w:tblStylePr>
     <w:tblStylePr w:type="neCell">
       <w:rPr>
-        <w:color w:val="000000" w:themeColor="text1"/>
+        <w:color w:val="000000"/>
       </w:rPr>
     </w:tblStylePr>
     <w:tblStylePr w:type="nwCell">
       <w:rPr>
-        <w:color w:val="000000" w:themeColor="text1"/>
+        <w:color w:val="000000"/>
       </w:rPr>
     </w:tblStylePr>
   </w:style>
@@ -11005,7 +11006,7 @@
       <w:spacing w:after="0" w:line="240" w:lineRule="auto"/>
     </w:pPr>
     <w:rPr>
-      <w:color w:val="000000" w:themeColor="text1"/>
+      <w:color w:val="000000"/>
     </w:rPr>
     <w:tblPr>
       <w:tblStyleRowBandSize w:val="1"/>
@@ -11051,7 +11052,7 @@
       <w:rPr>
         <w:b/>
         <w:bCs/>
-        <w:color w:val="FFFFFF" w:themeColor="background1"/>
+        <w:color w:val="000000"/>
       </w:rPr>
       <w:tblPr/>
       <w:tcPr>
@@ -11063,7 +11064,7 @@
     </w:tblStylePr>
     <w:tblStylePr w:type="firstCol">
       <w:rPr>
-        <w:color w:val="FFFFFF" w:themeColor="background1"/>
+        <w:color w:val="000000"/>
       </w:rPr>
       <w:tblPr/>
       <w:tcPr>
@@ -11080,7 +11081,7 @@
     </w:tblStylePr>
     <w:tblStylePr w:type="lastCol">
       <w:rPr>
-        <w:color w:val="FFFFFF" w:themeColor="background1"/>
+        <w:color w:val="000000"/>
       </w:rPr>
       <w:tblPr/>
       <w:tcPr>
@@ -11109,12 +11110,12 @@
     </w:tblStylePr>
     <w:tblStylePr w:type="neCell">
       <w:rPr>
-        <w:color w:val="000000" w:themeColor="text1"/>
+        <w:color w:val="000000"/>
       </w:rPr>
     </w:tblStylePr>
     <w:tblStylePr w:type="nwCell">
       <w:rPr>
-        <w:color w:val="000000" w:themeColor="text1"/>
+        <w:color w:val="000000"/>
       </w:rPr>
     </w:tblStylePr>
   </w:style>
@@ -11127,7 +11128,7 @@
       <w:spacing w:after="0" w:line="240" w:lineRule="auto"/>
     </w:pPr>
     <w:rPr>
-      <w:color w:val="000000" w:themeColor="text1"/>
+      <w:color w:val="000000"/>
     </w:rPr>
     <w:tblPr>
       <w:tblStyleRowBandSize w:val="1"/>
@@ -11173,7 +11174,7 @@
       <w:rPr>
         <w:b/>
         <w:bCs/>
-        <w:color w:val="FFFFFF" w:themeColor="background1"/>
+        <w:color w:val="000000"/>
       </w:rPr>
       <w:tblPr/>
       <w:tcPr>
@@ -11185,7 +11186,7 @@
     </w:tblStylePr>
     <w:tblStylePr w:type="firstCol">
       <w:rPr>
-        <w:color w:val="FFFFFF" w:themeColor="background1"/>
+        <w:color w:val="000000"/>
       </w:rPr>
       <w:tblPr/>
       <w:tcPr>
@@ -11202,7 +11203,7 @@
     </w:tblStylePr>
     <w:tblStylePr w:type="lastCol">
       <w:rPr>
-        <w:color w:val="FFFFFF" w:themeColor="background1"/>
+        <w:color w:val="000000"/>
       </w:rPr>
       <w:tblPr/>
       <w:tcPr>
@@ -11239,7 +11240,7 @@
       <w:spacing w:after="0" w:line="240" w:lineRule="auto"/>
     </w:pPr>
     <w:rPr>
-      <w:color w:val="000000" w:themeColor="text1"/>
+      <w:color w:val="000000"/>
     </w:rPr>
     <w:tblPr>
       <w:tblStyleRowBandSize w:val="1"/>
@@ -11285,7 +11286,7 @@
       <w:rPr>
         <w:b/>
         <w:bCs/>
-        <w:color w:val="FFFFFF" w:themeColor="background1"/>
+        <w:color w:val="000000"/>
       </w:rPr>
       <w:tblPr/>
       <w:tcPr>
@@ -11297,7 +11298,7 @@
     </w:tblStylePr>
     <w:tblStylePr w:type="firstCol">
       <w:rPr>
-        <w:color w:val="FFFFFF" w:themeColor="background1"/>
+        <w:color w:val="000000"/>
       </w:rPr>
       <w:tblPr/>
       <w:tcPr>
@@ -11314,7 +11315,7 @@
     </w:tblStylePr>
     <w:tblStylePr w:type="lastCol">
       <w:rPr>
-        <w:color w:val="FFFFFF" w:themeColor="background1"/>
+        <w:color w:val="000000"/>
       </w:rPr>
       <w:tblPr/>
       <w:tcPr>
@@ -11343,12 +11344,12 @@
     </w:tblStylePr>
     <w:tblStylePr w:type="neCell">
       <w:rPr>
-        <w:color w:val="000000" w:themeColor="text1"/>
+        <w:color w:val="000000"/>
       </w:rPr>
     </w:tblStylePr>
     <w:tblStylePr w:type="nwCell">
       <w:rPr>
-        <w:color w:val="000000" w:themeColor="text1"/>
+        <w:color w:val="000000"/>
       </w:rPr>
     </w:tblStylePr>
   </w:style>
@@ -11361,7 +11362,7 @@
       <w:spacing w:after="0" w:line="240" w:lineRule="auto"/>
     </w:pPr>
     <w:rPr>
-      <w:color w:val="000000" w:themeColor="text1"/>
+      <w:color w:val="000000"/>
     </w:rPr>
     <w:tblPr>
       <w:tblStyleRowBandSize w:val="1"/>
@@ -11407,7 +11408,7 @@
       <w:rPr>
         <w:b/>
         <w:bCs/>
-        <w:color w:val="FFFFFF" w:themeColor="background1"/>
+        <w:color w:val="000000"/>
       </w:rPr>
       <w:tblPr/>
       <w:tcPr>
@@ -11419,7 +11420,7 @@
     </w:tblStylePr>
     <w:tblStylePr w:type="firstCol">
       <w:rPr>
-        <w:color w:val="FFFFFF" w:themeColor="background1"/>
+        <w:color w:val="000000"/>
       </w:rPr>
       <w:tblPr/>
       <w:tcPr>
@@ -11436,7 +11437,7 @@
     </w:tblStylePr>
     <w:tblStylePr w:type="lastCol">
       <w:rPr>
-        <w:color w:val="FFFFFF" w:themeColor="background1"/>
+        <w:color w:val="000000"/>
       </w:rPr>
       <w:tblPr/>
       <w:tcPr>
@@ -11465,12 +11466,12 @@
     </w:tblStylePr>
     <w:tblStylePr w:type="neCell">
       <w:rPr>
-        <w:color w:val="000000" w:themeColor="text1"/>
+        <w:color w:val="000000"/>
       </w:rPr>
     </w:tblStylePr>
     <w:tblStylePr w:type="nwCell">
       <w:rPr>
-        <w:color w:val="000000" w:themeColor="text1"/>
+        <w:color w:val="000000"/>
       </w:rPr>
     </w:tblStylePr>
   </w:style>
@@ -11483,7 +11484,7 @@
       <w:spacing w:after="0" w:line="240" w:lineRule="auto"/>
     </w:pPr>
     <w:rPr>
-      <w:color w:val="000000" w:themeColor="text1"/>
+      <w:color w:val="000000"/>
     </w:rPr>
     <w:tblPr>
       <w:tblStyleRowBandSize w:val="1"/>
@@ -11529,7 +11530,7 @@
       <w:rPr>
         <w:b/>
         <w:bCs/>
-        <w:color w:val="FFFFFF" w:themeColor="background1"/>
+        <w:color w:val="000000"/>
       </w:rPr>
       <w:tblPr/>
       <w:tcPr>
@@ -11541,7 +11542,7 @@
     </w:tblStylePr>
     <w:tblStylePr w:type="firstCol">
       <w:rPr>
-        <w:color w:val="FFFFFF" w:themeColor="background1"/>
+        <w:color w:val="000000"/>
       </w:rPr>
       <w:tblPr/>
       <w:tcPr>
@@ -11558,7 +11559,7 @@
     </w:tblStylePr>
     <w:tblStylePr w:type="lastCol">
       <w:rPr>
-        <w:color w:val="FFFFFF" w:themeColor="background1"/>
+        <w:color w:val="000000"/>
       </w:rPr>
       <w:tblPr/>
       <w:tcPr>
@@ -11587,12 +11588,12 @@
     </w:tblStylePr>
     <w:tblStylePr w:type="neCell">
       <w:rPr>
-        <w:color w:val="000000" w:themeColor="text1"/>
+        <w:color w:val="000000"/>
       </w:rPr>
     </w:tblStylePr>
     <w:tblStylePr w:type="nwCell">
       <w:rPr>
-        <w:color w:val="000000" w:themeColor="text1"/>
+        <w:color w:val="000000"/>
       </w:rPr>
     </w:tblStylePr>
   </w:style>
@@ -11605,7 +11606,7 @@
       <w:spacing w:after="0" w:line="240" w:lineRule="auto"/>
     </w:pPr>
     <w:rPr>
-      <w:color w:val="000000" w:themeColor="text1"/>
+      <w:color w:val="000000"/>
     </w:rPr>
     <w:tblPr>
       <w:tblStyleRowBandSize w:val="1"/>
@@ -11625,7 +11626,7 @@
       <w:rPr>
         <w:b/>
         <w:bCs/>
-        <w:color w:val="FFFFFF" w:themeColor="background1"/>
+        <w:color w:val="000000"/>
       </w:rPr>
       <w:tblPr/>
       <w:tcPr>
@@ -11639,7 +11640,7 @@
       <w:rPr>
         <w:b/>
         <w:bCs/>
-        <w:color w:val="9E3A38" w:themeColor="accent2" w:themeShade="CC"/>
+        <w:color w:val="000000"/>
       </w:rPr>
       <w:tblPr/>
       <w:tcPr>
@@ -11691,7 +11692,7 @@
       <w:spacing w:after="0" w:line="240" w:lineRule="auto"/>
     </w:pPr>
     <w:rPr>
-      <w:color w:val="000000" w:themeColor="text1"/>
+      <w:color w:val="000000"/>
     </w:rPr>
     <w:tblPr>
       <w:tblStyleRowBandSize w:val="1"/>
@@ -11711,7 +11712,7 @@
       <w:rPr>
         <w:b/>
         <w:bCs/>
-        <w:color w:val="FFFFFF" w:themeColor="background1"/>
+        <w:color w:val="000000"/>
       </w:rPr>
       <w:tblPr/>
       <w:tcPr>
@@ -11725,7 +11726,7 @@
       <w:rPr>
         <w:b/>
         <w:bCs/>
-        <w:color w:val="9E3A38" w:themeColor="accent2" w:themeShade="CC"/>
+        <w:color w:val="000000"/>
       </w:rPr>
       <w:tblPr/>
       <w:tcPr>
@@ -11777,7 +11778,7 @@
       <w:spacing w:after="0" w:line="240" w:lineRule="auto"/>
     </w:pPr>
     <w:rPr>
-      <w:color w:val="000000" w:themeColor="text1"/>
+      <w:color w:val="000000"/>
     </w:rPr>
     <w:tblPr>
       <w:tblStyleRowBandSize w:val="1"/>
@@ -11797,7 +11798,7 @@
       <w:rPr>
         <w:b/>
         <w:bCs/>
-        <w:color w:val="FFFFFF" w:themeColor="background1"/>
+        <w:color w:val="000000"/>
       </w:rPr>
       <w:tblPr/>
       <w:tcPr>
@@ -11811,7 +11812,7 @@
       <w:rPr>
         <w:b/>
         <w:bCs/>
-        <w:color w:val="9E3A38" w:themeColor="accent2" w:themeShade="CC"/>
+        <w:color w:val="000000"/>
       </w:rPr>
       <w:tblPr/>
       <w:tcPr>
@@ -11863,7 +11864,7 @@
       <w:spacing w:after="0" w:line="240" w:lineRule="auto"/>
     </w:pPr>
     <w:rPr>
-      <w:color w:val="000000" w:themeColor="text1"/>
+      <w:color w:val="000000"/>
     </w:rPr>
     <w:tblPr>
       <w:tblStyleRowBandSize w:val="1"/>
@@ -11883,7 +11884,7 @@
       <w:rPr>
         <w:b/>
         <w:bCs/>
-        <w:color w:val="FFFFFF" w:themeColor="background1"/>
+        <w:color w:val="000000"/>
       </w:rPr>
       <w:tblPr/>
       <w:tcPr>
@@ -11897,7 +11898,7 @@
       <w:rPr>
         <w:b/>
         <w:bCs/>
-        <w:color w:val="664E82" w:themeColor="accent4" w:themeShade="CC"/>
+        <w:color w:val="000000"/>
       </w:rPr>
       <w:tblPr/>
       <w:tcPr>
@@ -11949,7 +11950,7 @@
       <w:spacing w:after="0" w:line="240" w:lineRule="auto"/>
     </w:pPr>
     <w:rPr>
-      <w:color w:val="000000" w:themeColor="text1"/>
+      <w:color w:val="000000"/>
     </w:rPr>
     <w:tblPr>
       <w:tblStyleRowBandSize w:val="1"/>
@@ -11969,7 +11970,7 @@
       <w:rPr>
         <w:b/>
         <w:bCs/>
-        <w:color w:val="FFFFFF" w:themeColor="background1"/>
+        <w:color w:val="000000"/>
       </w:rPr>
       <w:tblPr/>
       <w:tcPr>
@@ -11983,7 +11984,7 @@
       <w:rPr>
         <w:b/>
         <w:bCs/>
-        <w:color w:val="7E9C40" w:themeColor="accent3" w:themeShade="CC"/>
+        <w:color w:val="000000"/>
       </w:rPr>
       <w:tblPr/>
       <w:tcPr>
@@ -12035,7 +12036,7 @@
       <w:spacing w:after="0" w:line="240" w:lineRule="auto"/>
     </w:pPr>
     <w:rPr>
-      <w:color w:val="000000" w:themeColor="text1"/>
+      <w:color w:val="000000"/>
     </w:rPr>
     <w:tblPr>
       <w:tblStyleRowBandSize w:val="1"/>
@@ -12055,7 +12056,7 @@
       <w:rPr>
         <w:b/>
         <w:bCs/>
-        <w:color w:val="FFFFFF" w:themeColor="background1"/>
+        <w:color w:val="000000"/>
       </w:rPr>
       <w:tblPr/>
       <w:tcPr>
@@ -12069,7 +12070,7 @@
       <w:rPr>
         <w:b/>
         <w:bCs/>
-        <w:color w:val="F2730A" w:themeColor="accent6" w:themeShade="CC"/>
+        <w:color w:val="000000"/>
       </w:rPr>
       <w:tblPr/>
       <w:tcPr>
@@ -12121,7 +12122,7 @@
       <w:spacing w:after="0" w:line="240" w:lineRule="auto"/>
     </w:pPr>
     <w:rPr>
-      <w:color w:val="000000" w:themeColor="text1"/>
+      <w:color w:val="000000"/>
     </w:rPr>
     <w:tblPr>
       <w:tblStyleRowBandSize w:val="1"/>
@@ -12141,7 +12142,7 @@
       <w:rPr>
         <w:b/>
         <w:bCs/>
-        <w:color w:val="FFFFFF" w:themeColor="background1"/>
+        <w:color w:val="000000"/>
       </w:rPr>
       <w:tblPr/>
       <w:tcPr>
@@ -12155,7 +12156,7 @@
       <w:rPr>
         <w:b/>
         <w:bCs/>
-        <w:color w:val="348DA5" w:themeColor="accent5" w:themeShade="CC"/>
+        <w:color w:val="000000"/>
       </w:rPr>
       <w:tblPr/>
       <w:tcPr>
@@ -12207,7 +12208,7 @@
       <w:spacing w:after="0" w:line="240" w:lineRule="auto"/>
     </w:pPr>
     <w:rPr>
-      <w:color w:val="000000" w:themeColor="text1"/>
+      <w:color w:val="000000"/>
     </w:rPr>
     <w:tblPr>
       <w:tblStyleRowBandSize w:val="1"/>
@@ -12240,7 +12241,7 @@
       <w:rPr>
         <w:b/>
         <w:bCs/>
-        <w:color w:val="000000" w:themeColor="text1"/>
+        <w:color w:val="000000"/>
       </w:rPr>
       <w:tblPr/>
       <w:tcPr>
@@ -12249,7 +12250,7 @@
     </w:tblStylePr>
     <w:tblStylePr w:type="firstCol">
       <w:rPr>
-        <w:color w:val="FFFFFF" w:themeColor="background1"/>
+        <w:color w:val="000000"/>
       </w:rPr>
       <w:tblPr/>
       <w:tcPr>
@@ -12258,7 +12259,7 @@
     </w:tblStylePr>
     <w:tblStylePr w:type="lastCol">
       <w:rPr>
-        <w:color w:val="FFFFFF" w:themeColor="background1"/>
+        <w:color w:val="000000"/>
       </w:rPr>
       <w:tblPr/>
       <w:tcPr>
@@ -12287,7 +12288,7 @@
       <w:spacing w:after="0" w:line="240" w:lineRule="auto"/>
     </w:pPr>
     <w:rPr>
-      <w:color w:val="000000" w:themeColor="text1"/>
+      <w:color w:val="000000"/>
     </w:rPr>
     <w:tblPr>
       <w:tblStyleRowBandSize w:val="1"/>
@@ -12320,7 +12321,7 @@
       <w:rPr>
         <w:b/>
         <w:bCs/>
-        <w:color w:val="000000" w:themeColor="text1"/>
+        <w:color w:val="000000"/>
       </w:rPr>
       <w:tblPr/>
       <w:tcPr>
@@ -12329,7 +12330,7 @@
     </w:tblStylePr>
     <w:tblStylePr w:type="firstCol">
       <w:rPr>
-        <w:color w:val="FFFFFF" w:themeColor="background1"/>
+        <w:color w:val="000000"/>
       </w:rPr>
       <w:tblPr/>
       <w:tcPr>
@@ -12338,7 +12339,7 @@
     </w:tblStylePr>
     <w:tblStylePr w:type="lastCol">
       <w:rPr>
-        <w:color w:val="FFFFFF" w:themeColor="background1"/>
+        <w:color w:val="000000"/>
       </w:rPr>
       <w:tblPr/>
       <w:tcPr>
@@ -12367,7 +12368,7 @@
       <w:spacing w:after="0" w:line="240" w:lineRule="auto"/>
     </w:pPr>
     <w:rPr>
-      <w:color w:val="000000" w:themeColor="text1"/>
+      <w:color w:val="000000"/>
     </w:rPr>
     <w:tblPr>
       <w:tblStyleRowBandSize w:val="1"/>
@@ -12400,7 +12401,7 @@
       <w:rPr>
         <w:b/>
         <w:bCs/>
-        <w:color w:val="000000" w:themeColor="text1"/>
+        <w:color w:val="000000"/>
       </w:rPr>
       <w:tblPr/>
       <w:tcPr>
@@ -12409,7 +12410,7 @@
     </w:tblStylePr>
     <w:tblStylePr w:type="firstCol">
       <w:rPr>
-        <w:color w:val="FFFFFF" w:themeColor="background1"/>
+        <w:color w:val="000000"/>
       </w:rPr>
       <w:tblPr/>
       <w:tcPr>
@@ -12418,7 +12419,7 @@
     </w:tblStylePr>
     <w:tblStylePr w:type="lastCol">
       <w:rPr>
-        <w:color w:val="FFFFFF" w:themeColor="background1"/>
+        <w:color w:val="000000"/>
       </w:rPr>
       <w:tblPr/>
       <w:tcPr>
@@ -12447,7 +12448,7 @@
       <w:spacing w:after="0" w:line="240" w:lineRule="auto"/>
     </w:pPr>
     <w:rPr>
-      <w:color w:val="000000" w:themeColor="text1"/>
+      <w:color w:val="000000"/>
     </w:rPr>
     <w:tblPr>
       <w:tblStyleRowBandSize w:val="1"/>
@@ -12480,7 +12481,7 @@
       <w:rPr>
         <w:b/>
         <w:bCs/>
-        <w:color w:val="000000" w:themeColor="text1"/>
+        <w:color w:val="000000"/>
       </w:rPr>
       <w:tblPr/>
       <w:tcPr>
@@ -12489,7 +12490,7 @@
     </w:tblStylePr>
     <w:tblStylePr w:type="firstCol">
       <w:rPr>
-        <w:color w:val="FFFFFF" w:themeColor="background1"/>
+        <w:color w:val="000000"/>
       </w:rPr>
       <w:tblPr/>
       <w:tcPr>
@@ -12498,7 +12499,7 @@
     </w:tblStylePr>
     <w:tblStylePr w:type="lastCol">
       <w:rPr>
-        <w:color w:val="FFFFFF" w:themeColor="background1"/>
+        <w:color w:val="000000"/>
       </w:rPr>
       <w:tblPr/>
       <w:tcPr>
@@ -12527,7 +12528,7 @@
       <w:spacing w:after="0" w:line="240" w:lineRule="auto"/>
     </w:pPr>
     <w:rPr>
-      <w:color w:val="000000" w:themeColor="text1"/>
+      <w:color w:val="000000"/>
     </w:rPr>
     <w:tblPr>
       <w:tblStyleRowBandSize w:val="1"/>
@@ -12560,7 +12561,7 @@
       <w:rPr>
         <w:b/>
         <w:bCs/>
-        <w:color w:val="000000" w:themeColor="text1"/>
+        <w:color w:val="000000"/>
       </w:rPr>
       <w:tblPr/>
       <w:tcPr>
@@ -12569,7 +12570,7 @@
     </w:tblStylePr>
     <w:tblStylePr w:type="firstCol">
       <w:rPr>
-        <w:color w:val="FFFFFF" w:themeColor="background1"/>
+        <w:color w:val="000000"/>
       </w:rPr>
       <w:tblPr/>
       <w:tcPr>
@@ -12578,7 +12579,7 @@
     </w:tblStylePr>
     <w:tblStylePr w:type="lastCol">
       <w:rPr>
-        <w:color w:val="FFFFFF" w:themeColor="background1"/>
+        <w:color w:val="000000"/>
       </w:rPr>
       <w:tblPr/>
       <w:tcPr>
@@ -12607,7 +12608,7 @@
       <w:spacing w:after="0" w:line="240" w:lineRule="auto"/>
     </w:pPr>
     <w:rPr>
-      <w:color w:val="000000" w:themeColor="text1"/>
+      <w:color w:val="000000"/>
     </w:rPr>
     <w:tblPr>
       <w:tblStyleRowBandSize w:val="1"/>
@@ -12640,7 +12641,7 @@
       <w:rPr>
         <w:b/>
         <w:bCs/>
-        <w:color w:val="000000" w:themeColor="text1"/>
+        <w:color w:val="000000"/>
       </w:rPr>
       <w:tblPr/>
       <w:tcPr>
@@ -12649,7 +12650,7 @@
     </w:tblStylePr>
     <w:tblStylePr w:type="firstCol">
       <w:rPr>
-        <w:color w:val="FFFFFF" w:themeColor="background1"/>
+        <w:color w:val="000000"/>
       </w:rPr>
       <w:tblPr/>
       <w:tcPr>
@@ -12658,7 +12659,7 @@
     </w:tblStylePr>
     <w:tblStylePr w:type="lastCol">
       <w:rPr>
-        <w:color w:val="FFFFFF" w:themeColor="background1"/>
+        <w:color w:val="000000"/>
       </w:rPr>
       <w:tblPr/>
       <w:tcPr>
@@ -12687,7 +12688,7 @@
       <w:spacing w:after="0" w:line="240" w:lineRule="auto"/>
     </w:pPr>
     <w:rPr>
-      <w:color w:val="000000" w:themeColor="text1"/>
+      <w:color w:val="000000"/>
     </w:rPr>
     <w:tblPr>
       <w:tblStyleRowBandSize w:val="1"/>
@@ -12720,7 +12721,7 @@
       <w:rPr>
         <w:b/>
         <w:bCs/>
-        <w:color w:val="000000" w:themeColor="text1"/>
+        <w:color w:val="000000"/>
       </w:rPr>
       <w:tblPr/>
       <w:tcPr>
@@ -12729,7 +12730,7 @@
     </w:tblStylePr>
     <w:tblStylePr w:type="firstCol">
       <w:rPr>
-        <w:color w:val="FFFFFF" w:themeColor="background1"/>
+        <w:color w:val="000000"/>
       </w:rPr>
       <w:tblPr/>
       <w:tcPr>
@@ -12738,7 +12739,7 @@
     </w:tblStylePr>
     <w:tblStylePr w:type="lastCol">
       <w:rPr>
-        <w:color w:val="FFFFFF" w:themeColor="background1"/>
+        <w:color w:val="000000"/>
       </w:rPr>
       <w:tblPr/>
       <w:tcPr>
